--- a/downloads/James_Han_Agronomy_Analytics_Resume.docx
+++ b/downloads/James_Han_Agronomy_Analytics_Resume.docx
@@ -135,7 +135,7 @@
         <w:keepNext/>
       </w:pPr>
       <w:r>
-        <w:t>CIBO Technologies | Aug 2021 - Feb 2024</w:t>
+        <w:t>CIBO Technologies | Aug 2021 - Present</w:t>
       </w:r>
     </w:p>
     <w:p>
